--- a/fra/docx/51.content.docx
+++ b/fra/docx/51.content.docx
@@ -4725,19 +4725,7 @@
         <w:rPr>
           <w:lang w:val="fr_FR" w:bidi="fr_FR"/>
         </w:rPr>
-        <w:t xml:space="preserve">. • C'est pourquoi je suis enchaîné ici : le dévouement de Paul à la prédication de la Bonne Nouvelle lui a valu d'être emprisonné (voir </w:t>
-      </w:r>
-      <w:r>
-        <w:rPr>
-          <w:lang w:val="fr_FR" w:bidi="fr_FR"/>
-        </w:rPr>
-        <w:t>Introduction à l'épître des Colossiens</w:t>
-      </w:r>
-      <w:r>
-        <w:rPr>
-          <w:lang w:val="fr_FR" w:bidi="fr_FR"/>
-        </w:rPr>
-        <w:t>, « Date et circonstance de la rédaction »).</w:t>
+        <w:t>. • C'est pourquoi je suis enchaîné ici : le dévouement de Paul à la prédication de la Bonne Nouvelle lui a valu d'être emprisonné (voir Introduction à l'épître des Colossiens, « Date et circonstance de la rédaction »).</w:t>
       </w:r>
       <w:r>
         <w:rPr>
